--- a/backend-exhibits/onedrive-to-onedrive-basic-plan-included.docx
+++ b/backend-exhibits/onedrive-to-onedrive-basic-plan-included.docx
@@ -39,14 +39,14 @@
               <w:ind w:left="52"/>
               <w:jc w:val="center"/>
               <w:rPr>
-                <w:rFonts w:ascii="Arial" w:hAnsi="Arial" w:cs="Arial"/>
-                <w:sz w:val="21"/>
-                <w:szCs w:val="21"/>
-              </w:rPr>
-            </w:pPr>
-            <w:r>
-              <w:rPr>
-                <w:rFonts w:ascii="Arial" w:eastAsia="Arial" w:hAnsi="Arial" w:cs="Arial"/>
+                <w:rFonts w:ascii="Arial" w:hAnsi="Arial" w:cs="Arial" w:eastAsia="Arial"/>
+                <w:sz w:val="21"/>
+                <w:szCs w:val="21"/>
+              </w:rPr>
+            </w:pPr>
+            <w:r>
+              <w:rPr>
+                <w:rFonts w:ascii="Arial" w:hAnsi="Arial" w:cs="Arial" w:eastAsia="Arial"/>
                 <w:b/>
                 <w:sz w:val="21"/>
                 <w:szCs w:val="21"/>
@@ -55,7 +55,7 @@
             </w:r>
             <w:r>
               <w:rPr>
-                <w:rFonts w:ascii="Arial" w:eastAsia="Arial" w:hAnsi="Arial" w:cs="Arial"/>
+                <w:rFonts w:ascii="Arial" w:hAnsi="Arial" w:cs="Arial" w:eastAsia="Arial"/>
                 <w:b/>
                 <w:sz w:val="21"/>
                 <w:szCs w:val="21"/>
@@ -64,7 +64,7 @@
             </w:r>
             <w:r>
               <w:rPr>
-                <w:rFonts w:ascii="Arial" w:eastAsia="Arial" w:hAnsi="Arial" w:cs="Arial"/>
+                <w:rFonts w:ascii="Arial" w:hAnsi="Arial" w:cs="Arial" w:eastAsia="Arial"/>
                 <w:b/>
                 <w:sz w:val="21"/>
                 <w:szCs w:val="21"/>
@@ -73,7 +73,7 @@
             </w:r>
             <w:r>
               <w:rPr>
-                <w:rFonts w:ascii="Arial" w:eastAsia="Arial" w:hAnsi="Arial" w:cs="Arial"/>
+                <w:rFonts w:ascii="Arial" w:hAnsi="Arial" w:cs="Arial" w:eastAsia="Arial"/>
                 <w:b/>
                 <w:sz w:val="21"/>
                 <w:szCs w:val="21"/>
@@ -82,7 +82,7 @@
             </w:r>
             <w:r>
               <w:rPr>
-                <w:rFonts w:ascii="Arial" w:eastAsia="Arial" w:hAnsi="Arial" w:cs="Arial"/>
+                <w:rFonts w:ascii="Arial" w:hAnsi="Arial" w:cs="Arial" w:eastAsia="Arial"/>
                 <w:b/>
                 <w:sz w:val="21"/>
                 <w:szCs w:val="21"/>
@@ -91,7 +91,7 @@
             </w:r>
             <w:r>
               <w:rPr>
-                <w:rFonts w:ascii="Arial" w:eastAsia="Arial" w:hAnsi="Arial" w:cs="Arial"/>
+                <w:rFonts w:ascii="Arial" w:hAnsi="Arial" w:cs="Arial" w:eastAsia="Arial"/>
                 <w:b/>
                 <w:sz w:val="21"/>
                 <w:szCs w:val="21"/>
@@ -119,7 +119,7 @@
             <w:pPr>
               <w:ind w:left="3"/>
               <w:rPr>
-                <w:rFonts w:ascii="Arial" w:hAnsi="Arial" w:cs="Arial"/>
+                <w:rFonts w:ascii="Arial" w:hAnsi="Arial" w:cs="Arial" w:eastAsia="Arial"/>
                 <w:b/>
                 <w:bCs/>
                 <w:sz w:val="21"/>
@@ -128,7 +128,7 @@
             </w:pPr>
             <w:r>
               <w:rPr>
-                <w:rFonts w:ascii="Arial" w:hAnsi="Arial" w:cs="Arial"/>
+                <w:rFonts w:ascii="Arial" w:hAnsi="Arial" w:cs="Arial" w:eastAsia="Arial"/>
                 <w:b/>
                 <w:bCs/>
                 <w:sz w:val="21"/>
@@ -152,14 +152,14 @@
             <w:pPr>
               <w:spacing w:line="240" w:lineRule="auto"/>
               <w:rPr>
-                <w:rFonts w:ascii="Arial" w:hAnsi="Arial" w:cs="Arial"/>
-                <w:sz w:val="21"/>
-                <w:szCs w:val="21"/>
-              </w:rPr>
-            </w:pPr>
-            <w:r>
-              <w:rPr>
-                <w:rFonts w:ascii="Arial" w:hAnsi="Arial" w:cs="Arial"/>
+                <w:rFonts w:ascii="Arial" w:hAnsi="Arial" w:cs="Arial" w:eastAsia="Arial"/>
+                <w:sz w:val="21"/>
+                <w:szCs w:val="21"/>
+              </w:rPr>
+            </w:pPr>
+            <w:r>
+              <w:rPr>
+                <w:rFonts w:ascii="Arial" w:hAnsi="Arial" w:cs="Arial" w:eastAsia="Arial"/>
                 <w:sz w:val="21"/>
                 <w:szCs w:val="21"/>
               </w:rPr>
@@ -186,7 +186,7 @@
             <w:pPr>
               <w:ind w:left="3"/>
               <w:rPr>
-                <w:rFonts w:ascii="Arial" w:hAnsi="Arial" w:cs="Arial"/>
+                <w:rFonts w:ascii="Arial" w:hAnsi="Arial" w:cs="Arial" w:eastAsia="Arial"/>
                 <w:b/>
                 <w:bCs/>
                 <w:sz w:val="21"/>
@@ -195,7 +195,7 @@
             </w:pPr>
             <w:r>
               <w:rPr>
-                <w:rFonts w:ascii="Arial" w:hAnsi="Arial" w:cs="Arial"/>
+                <w:rFonts w:ascii="Arial" w:hAnsi="Arial" w:cs="Arial" w:eastAsia="Arial"/>
                 <w:b/>
                 <w:bCs/>
                 <w:sz w:val="21"/>
@@ -219,14 +219,14 @@
             <w:pPr>
               <w:spacing w:line="240" w:lineRule="auto"/>
               <w:rPr>
-                <w:rFonts w:ascii="Arial" w:hAnsi="Arial" w:cs="Arial"/>
-                <w:sz w:val="21"/>
-                <w:szCs w:val="21"/>
-              </w:rPr>
-            </w:pPr>
-            <w:r>
-              <w:rPr>
-                <w:rFonts w:ascii="Arial" w:hAnsi="Arial" w:cs="Arial"/>
+                <w:rFonts w:ascii="Arial" w:hAnsi="Arial" w:cs="Arial" w:eastAsia="Arial"/>
+                <w:sz w:val="21"/>
+                <w:szCs w:val="21"/>
+              </w:rPr>
+            </w:pPr>
+            <w:r>
+              <w:rPr>
+                <w:rFonts w:ascii="Arial" w:hAnsi="Arial" w:cs="Arial" w:eastAsia="Arial"/>
                 <w:sz w:val="21"/>
                 <w:szCs w:val="21"/>
               </w:rPr>
@@ -253,7 +253,7 @@
             <w:pPr>
               <w:ind w:left="3"/>
               <w:rPr>
-                <w:rFonts w:ascii="Arial" w:hAnsi="Arial" w:cs="Arial"/>
+                <w:rFonts w:ascii="Arial" w:hAnsi="Arial" w:cs="Arial" w:eastAsia="Arial"/>
                 <w:b/>
                 <w:bCs/>
                 <w:sz w:val="21"/>
@@ -262,7 +262,7 @@
             </w:pPr>
             <w:r>
               <w:rPr>
-                <w:rFonts w:ascii="Arial" w:hAnsi="Arial" w:cs="Arial"/>
+                <w:rFonts w:ascii="Arial" w:hAnsi="Arial" w:cs="Arial" w:eastAsia="Arial"/>
                 <w:b/>
                 <w:bCs/>
                 <w:sz w:val="21"/>
@@ -286,14 +286,14 @@
             <w:pPr>
               <w:spacing w:line="240" w:lineRule="auto"/>
               <w:rPr>
-                <w:rFonts w:ascii="Arial" w:hAnsi="Arial" w:cs="Arial"/>
-                <w:sz w:val="21"/>
-                <w:szCs w:val="21"/>
-              </w:rPr>
-            </w:pPr>
-            <w:r>
-              <w:rPr>
-                <w:rFonts w:ascii="Arial" w:hAnsi="Arial" w:cs="Arial"/>
+                <w:rFonts w:ascii="Arial" w:hAnsi="Arial" w:cs="Arial" w:eastAsia="Arial"/>
+                <w:sz w:val="21"/>
+                <w:szCs w:val="21"/>
+              </w:rPr>
+            </w:pPr>
+            <w:r>
+              <w:rPr>
+                <w:rFonts w:ascii="Arial" w:hAnsi="Arial" w:cs="Arial" w:eastAsia="Arial"/>
                 <w:sz w:val="21"/>
                 <w:szCs w:val="21"/>
               </w:rPr>
@@ -302,7 +302,7 @@
             <w:proofErr w:type="spellStart"/>
             <w:r>
               <w:rPr>
-                <w:rFonts w:ascii="Arial" w:hAnsi="Arial" w:cs="Arial"/>
+                <w:rFonts w:ascii="Arial" w:hAnsi="Arial" w:cs="Arial" w:eastAsia="Arial"/>
                 <w:sz w:val="21"/>
                 <w:szCs w:val="21"/>
               </w:rPr>
@@ -311,7 +311,7 @@
             <w:proofErr w:type="spellEnd"/>
             <w:r>
               <w:rPr>
-                <w:rFonts w:ascii="Arial" w:hAnsi="Arial" w:cs="Arial"/>
+                <w:rFonts w:ascii="Arial" w:hAnsi="Arial" w:cs="Arial" w:eastAsia="Arial"/>
                 <w:sz w:val="21"/>
                 <w:szCs w:val="21"/>
               </w:rPr>
@@ -338,7 +338,7 @@
             <w:pPr>
               <w:ind w:left="3"/>
               <w:rPr>
-                <w:rFonts w:ascii="Arial" w:hAnsi="Arial" w:cs="Arial"/>
+                <w:rFonts w:ascii="Arial" w:hAnsi="Arial" w:cs="Arial" w:eastAsia="Arial"/>
                 <w:b/>
                 <w:bCs/>
                 <w:sz w:val="21"/>
@@ -347,7 +347,7 @@
             </w:pPr>
             <w:r>
               <w:rPr>
-                <w:rFonts w:ascii="Arial" w:hAnsi="Arial" w:cs="Arial"/>
+                <w:rFonts w:ascii="Arial" w:hAnsi="Arial" w:cs="Arial" w:eastAsia="Arial"/>
                 <w:b/>
                 <w:bCs/>
                 <w:sz w:val="21"/>
@@ -371,14 +371,14 @@
             <w:pPr>
               <w:spacing w:line="240" w:lineRule="auto"/>
               <w:rPr>
-                <w:rFonts w:ascii="Arial" w:hAnsi="Arial" w:cs="Arial"/>
-                <w:sz w:val="21"/>
-                <w:szCs w:val="21"/>
-              </w:rPr>
-            </w:pPr>
-            <w:r>
-              <w:rPr>
-                <w:rFonts w:ascii="Arial" w:hAnsi="Arial" w:cs="Arial"/>
+                <w:rFonts w:ascii="Arial" w:hAnsi="Arial" w:cs="Arial" w:eastAsia="Arial"/>
+                <w:sz w:val="21"/>
+                <w:szCs w:val="21"/>
+              </w:rPr>
+            </w:pPr>
+            <w:r>
+              <w:rPr>
+                <w:rFonts w:ascii="Arial" w:hAnsi="Arial" w:cs="Arial" w:eastAsia="Arial"/>
                 <w:sz w:val="21"/>
                 <w:szCs w:val="21"/>
               </w:rPr>
@@ -405,7 +405,7 @@
             <w:pPr>
               <w:ind w:left="3"/>
               <w:rPr>
-                <w:rFonts w:ascii="Arial" w:hAnsi="Arial" w:cs="Arial"/>
+                <w:rFonts w:ascii="Arial" w:hAnsi="Arial" w:cs="Arial" w:eastAsia="Arial"/>
                 <w:b/>
                 <w:bCs/>
                 <w:sz w:val="21"/>
@@ -414,7 +414,7 @@
             </w:pPr>
             <w:r>
               <w:rPr>
-                <w:rFonts w:ascii="Arial" w:hAnsi="Arial" w:cs="Arial"/>
+                <w:rFonts w:ascii="Arial" w:hAnsi="Arial" w:cs="Arial" w:eastAsia="Arial"/>
                 <w:b/>
                 <w:bCs/>
                 <w:sz w:val="21"/>
@@ -437,7 +437,7 @@
           <w:p>
             <w:pPr>
               <w:rPr>
-                <w:rFonts w:ascii="Arial" w:hAnsi="Arial" w:cs="Arial"/>
+                <w:rFonts w:ascii="Arial" w:hAnsi="Arial" w:cs="Arial" w:eastAsia="Arial"/>
                 <w:sz w:val="21"/>
                 <w:szCs w:val="21"/>
               </w:rPr>
@@ -445,7 +445,7 @@
             <w:proofErr w:type="spellStart"/>
             <w:r>
               <w:rPr>
-                <w:rFonts w:ascii="Arial" w:hAnsi="Arial" w:cs="Arial"/>
+                <w:rFonts w:ascii="Arial" w:hAnsi="Arial" w:cs="Arial" w:eastAsia="Arial"/>
                 <w:sz w:val="21"/>
                 <w:szCs w:val="21"/>
               </w:rPr>
@@ -454,7 +454,7 @@
             <w:proofErr w:type="spellEnd"/>
             <w:r>
               <w:rPr>
-                <w:rFonts w:ascii="Arial" w:hAnsi="Arial" w:cs="Arial"/>
+                <w:rFonts w:ascii="Arial" w:hAnsi="Arial" w:cs="Arial" w:eastAsia="Arial"/>
                 <w:sz w:val="21"/>
                 <w:szCs w:val="21"/>
               </w:rPr>
@@ -481,7 +481,7 @@
             <w:pPr>
               <w:ind w:left="3"/>
               <w:rPr>
-                <w:rFonts w:ascii="Arial" w:hAnsi="Arial" w:cs="Arial"/>
+                <w:rFonts w:ascii="Arial" w:hAnsi="Arial" w:cs="Arial" w:eastAsia="Arial"/>
                 <w:b/>
                 <w:bCs/>
                 <w:sz w:val="21"/>
@@ -490,7 +490,7 @@
             </w:pPr>
             <w:r>
               <w:rPr>
-                <w:rFonts w:ascii="Arial" w:hAnsi="Arial" w:cs="Arial"/>
+                <w:rFonts w:ascii="Arial" w:hAnsi="Arial" w:cs="Arial" w:eastAsia="Arial"/>
                 <w:b/>
                 <w:bCs/>
                 <w:sz w:val="21"/>
@@ -513,7 +513,7 @@
           <w:p>
             <w:pPr>
               <w:rPr>
-                <w:rFonts w:ascii="Arial" w:hAnsi="Arial" w:cs="Arial"/>
+                <w:rFonts w:ascii="Arial" w:hAnsi="Arial" w:cs="Arial" w:eastAsia="Arial"/>
                 <w:sz w:val="21"/>
                 <w:szCs w:val="21"/>
               </w:rPr>
@@ -521,7 +521,7 @@
             <w:proofErr w:type="spellStart"/>
             <w:r>
               <w:rPr>
-                <w:rFonts w:ascii="Arial" w:hAnsi="Arial" w:cs="Arial"/>
+                <w:rFonts w:ascii="Arial" w:hAnsi="Arial" w:cs="Arial" w:eastAsia="Arial"/>
                 <w:sz w:val="21"/>
                 <w:szCs w:val="21"/>
               </w:rPr>
@@ -530,7 +530,7 @@
             <w:proofErr w:type="spellEnd"/>
             <w:r>
               <w:rPr>
-                <w:rFonts w:ascii="Arial" w:hAnsi="Arial" w:cs="Arial"/>
+                <w:rFonts w:ascii="Arial" w:hAnsi="Arial" w:cs="Arial" w:eastAsia="Arial"/>
                 <w:sz w:val="21"/>
                 <w:szCs w:val="21"/>
               </w:rPr>
@@ -557,7 +557,7 @@
             <w:pPr>
               <w:ind w:left="3"/>
               <w:rPr>
-                <w:rFonts w:ascii="Arial" w:hAnsi="Arial" w:cs="Arial"/>
+                <w:rFonts w:ascii="Arial" w:hAnsi="Arial" w:cs="Arial" w:eastAsia="Arial"/>
                 <w:b/>
                 <w:bCs/>
                 <w:sz w:val="21"/>
@@ -566,7 +566,7 @@
             </w:pPr>
             <w:r>
               <w:rPr>
-                <w:rFonts w:ascii="Arial" w:hAnsi="Arial" w:cs="Arial"/>
+                <w:rFonts w:ascii="Arial" w:hAnsi="Arial" w:cs="Arial" w:eastAsia="Arial"/>
                 <w:b/>
                 <w:bCs/>
                 <w:sz w:val="21"/>
@@ -589,7 +589,7 @@
           <w:p>
             <w:pPr>
               <w:rPr>
-                <w:rFonts w:ascii="Arial" w:hAnsi="Arial" w:cs="Arial"/>
+                <w:rFonts w:ascii="Arial" w:hAnsi="Arial" w:cs="Arial" w:eastAsia="Arial"/>
                 <w:sz w:val="21"/>
                 <w:szCs w:val="21"/>
               </w:rPr>
@@ -597,7 +597,7 @@
             <w:proofErr w:type="spellStart"/>
             <w:r>
               <w:rPr>
-                <w:rFonts w:ascii="Arial" w:hAnsi="Arial" w:cs="Arial"/>
+                <w:rFonts w:ascii="Arial" w:hAnsi="Arial" w:cs="Arial" w:eastAsia="Arial"/>
                 <w:sz w:val="21"/>
                 <w:szCs w:val="21"/>
               </w:rPr>
@@ -606,7 +606,7 @@
             <w:proofErr w:type="spellEnd"/>
             <w:r>
               <w:rPr>
-                <w:rFonts w:ascii="Arial" w:hAnsi="Arial" w:cs="Arial"/>
+                <w:rFonts w:ascii="Arial" w:hAnsi="Arial" w:cs="Arial" w:eastAsia="Arial"/>
                 <w:sz w:val="21"/>
                 <w:szCs w:val="21"/>
               </w:rPr>
@@ -633,7 +633,7 @@
             <w:pPr>
               <w:ind w:left="3"/>
               <w:rPr>
-                <w:rFonts w:ascii="Arial" w:hAnsi="Arial" w:cs="Arial"/>
+                <w:rFonts w:ascii="Arial" w:hAnsi="Arial" w:cs="Arial" w:eastAsia="Arial"/>
                 <w:b/>
                 <w:bCs/>
                 <w:sz w:val="21"/>
@@ -642,7 +642,7 @@
             </w:pPr>
             <w:r>
               <w:rPr>
-                <w:rFonts w:ascii="Arial" w:hAnsi="Arial" w:cs="Arial"/>
+                <w:rFonts w:ascii="Arial" w:hAnsi="Arial" w:cs="Arial" w:eastAsia="Arial"/>
                 <w:b/>
                 <w:bCs/>
                 <w:sz w:val="21"/>
@@ -665,7 +665,7 @@
           <w:p>
             <w:pPr>
               <w:rPr>
-                <w:rFonts w:ascii="Arial" w:hAnsi="Arial" w:cs="Arial"/>
+                <w:rFonts w:ascii="Arial" w:hAnsi="Arial" w:cs="Arial" w:eastAsia="Arial"/>
                 <w:sz w:val="21"/>
                 <w:szCs w:val="21"/>
               </w:rPr>
@@ -673,7 +673,7 @@
             <w:proofErr w:type="spellStart"/>
             <w:r>
               <w:rPr>
-                <w:rFonts w:ascii="Arial" w:hAnsi="Arial" w:cs="Arial"/>
+                <w:rFonts w:ascii="Arial" w:hAnsi="Arial" w:cs="Arial" w:eastAsia="Arial"/>
                 <w:sz w:val="21"/>
                 <w:szCs w:val="21"/>
               </w:rPr>
@@ -682,7 +682,7 @@
             <w:proofErr w:type="spellEnd"/>
             <w:r>
               <w:rPr>
-                <w:rFonts w:ascii="Arial" w:hAnsi="Arial" w:cs="Arial"/>
+                <w:rFonts w:ascii="Arial" w:hAnsi="Arial" w:cs="Arial" w:eastAsia="Arial"/>
                 <w:sz w:val="21"/>
                 <w:szCs w:val="21"/>
               </w:rPr>
@@ -709,7 +709,7 @@
             <w:pPr>
               <w:ind w:left="3"/>
               <w:rPr>
-                <w:rFonts w:ascii="Arial" w:hAnsi="Arial" w:cs="Arial"/>
+                <w:rFonts w:ascii="Arial" w:hAnsi="Arial" w:cs="Arial" w:eastAsia="Arial"/>
                 <w:b/>
                 <w:bCs/>
                 <w:sz w:val="21"/>
@@ -718,7 +718,7 @@
             </w:pPr>
             <w:r>
               <w:rPr>
-                <w:rFonts w:ascii="Arial" w:hAnsi="Arial" w:cs="Arial"/>
+                <w:rFonts w:ascii="Arial" w:hAnsi="Arial" w:cs="Arial" w:eastAsia="Arial"/>
                 <w:b/>
                 <w:bCs/>
                 <w:sz w:val="21"/>
@@ -741,7 +741,7 @@
           <w:p>
             <w:pPr>
               <w:rPr>
-                <w:rFonts w:ascii="Arial" w:hAnsi="Arial" w:cs="Arial"/>
+                <w:rFonts w:ascii="Arial" w:hAnsi="Arial" w:cs="Arial" w:eastAsia="Arial"/>
                 <w:sz w:val="21"/>
                 <w:szCs w:val="21"/>
               </w:rPr>
@@ -749,7 +749,7 @@
             <w:proofErr w:type="spellStart"/>
             <w:r>
               <w:rPr>
-                <w:rFonts w:ascii="Arial" w:hAnsi="Arial" w:cs="Arial"/>
+                <w:rFonts w:ascii="Arial" w:hAnsi="Arial" w:cs="Arial" w:eastAsia="Arial"/>
                 <w:sz w:val="21"/>
                 <w:szCs w:val="21"/>
               </w:rPr>
@@ -758,7 +758,7 @@
             <w:proofErr w:type="spellEnd"/>
             <w:r>
               <w:rPr>
-                <w:rFonts w:ascii="Arial" w:hAnsi="Arial" w:cs="Arial"/>
+                <w:rFonts w:ascii="Arial" w:hAnsi="Arial" w:cs="Arial" w:eastAsia="Arial"/>
                 <w:sz w:val="21"/>
                 <w:szCs w:val="21"/>
               </w:rPr>
@@ -767,7 +767,7 @@
             <w:proofErr w:type="gramStart"/>
             <w:r>
               <w:rPr>
-                <w:rFonts w:ascii="Arial" w:hAnsi="Arial" w:cs="Arial"/>
+                <w:rFonts w:ascii="Arial" w:hAnsi="Arial" w:cs="Arial" w:eastAsia="Arial"/>
                 <w:sz w:val="21"/>
                 <w:szCs w:val="21"/>
               </w:rPr>
@@ -776,7 +776,7 @@
             <w:proofErr w:type="gramEnd"/>
             <w:r>
               <w:rPr>
-                <w:rFonts w:ascii="Arial" w:hAnsi="Arial" w:cs="Arial"/>
+                <w:rFonts w:ascii="Arial" w:hAnsi="Arial" w:cs="Arial" w:eastAsia="Arial"/>
                 <w:sz w:val="21"/>
                 <w:szCs w:val="21"/>
               </w:rPr>
@@ -803,7 +803,7 @@
             <w:pPr>
               <w:ind w:left="3"/>
               <w:rPr>
-                <w:rFonts w:ascii="Arial" w:hAnsi="Arial" w:cs="Arial"/>
+                <w:rFonts w:ascii="Arial" w:hAnsi="Arial" w:cs="Arial" w:eastAsia="Arial"/>
                 <w:b/>
                 <w:bCs/>
                 <w:sz w:val="21"/>
@@ -812,7 +812,7 @@
             </w:pPr>
             <w:r>
               <w:rPr>
-                <w:rFonts w:ascii="Arial" w:hAnsi="Arial" w:cs="Arial"/>
+                <w:rFonts w:ascii="Arial" w:hAnsi="Arial" w:cs="Arial" w:eastAsia="Arial"/>
                 <w:b/>
                 <w:bCs/>
                 <w:sz w:val="21"/>
@@ -835,7 +835,7 @@
           <w:p>
             <w:pPr>
               <w:rPr>
-                <w:rFonts w:ascii="Arial" w:hAnsi="Arial" w:cs="Arial"/>
+                <w:rFonts w:ascii="Arial" w:hAnsi="Arial" w:cs="Arial" w:eastAsia="Arial"/>
                 <w:sz w:val="21"/>
                 <w:szCs w:val="21"/>
               </w:rPr>
@@ -843,7 +843,7 @@
             <w:proofErr w:type="spellStart"/>
             <w:r>
               <w:rPr>
-                <w:rFonts w:ascii="Arial" w:hAnsi="Arial" w:cs="Arial"/>
+                <w:rFonts w:ascii="Arial" w:hAnsi="Arial" w:cs="Arial" w:eastAsia="Arial"/>
                 <w:sz w:val="21"/>
                 <w:szCs w:val="21"/>
               </w:rPr>
@@ -852,7 +852,7 @@
             <w:proofErr w:type="spellEnd"/>
             <w:r>
               <w:rPr>
-                <w:rFonts w:ascii="Arial" w:hAnsi="Arial" w:cs="Arial"/>
+                <w:rFonts w:ascii="Arial" w:hAnsi="Arial" w:cs="Arial" w:eastAsia="Arial"/>
                 <w:sz w:val="21"/>
                 <w:szCs w:val="21"/>
               </w:rPr>
@@ -879,7 +879,7 @@
             <w:pPr>
               <w:ind w:left="3"/>
               <w:rPr>
-                <w:rFonts w:ascii="Arial" w:hAnsi="Arial" w:cs="Arial"/>
+                <w:rFonts w:ascii="Arial" w:hAnsi="Arial" w:cs="Arial" w:eastAsia="Arial"/>
                 <w:b/>
                 <w:bCs/>
                 <w:sz w:val="21"/>
@@ -888,7 +888,7 @@
             </w:pPr>
             <w:r>
               <w:rPr>
-                <w:rFonts w:ascii="Arial" w:hAnsi="Arial" w:cs="Arial"/>
+                <w:rFonts w:ascii="Arial" w:hAnsi="Arial" w:cs="Arial" w:eastAsia="Arial"/>
                 <w:b/>
                 <w:bCs/>
                 <w:sz w:val="21"/>
@@ -911,14 +911,14 @@
           <w:p>
             <w:pPr>
               <w:rPr>
-                <w:rFonts w:ascii="Arial" w:hAnsi="Arial" w:cs="Arial"/>
-                <w:sz w:val="21"/>
-                <w:szCs w:val="21"/>
-              </w:rPr>
-            </w:pPr>
-            <w:r>
-              <w:rPr>
-                <w:rFonts w:ascii="Arial" w:hAnsi="Arial" w:cs="Arial"/>
+                <w:rFonts w:ascii="Arial" w:hAnsi="Arial" w:cs="Arial" w:eastAsia="Arial"/>
+                <w:sz w:val="21"/>
+                <w:szCs w:val="21"/>
+              </w:rPr>
+            </w:pPr>
+            <w:r>
+              <w:rPr>
+                <w:rFonts w:ascii="Arial" w:hAnsi="Arial" w:cs="Arial" w:eastAsia="Arial"/>
                 <w:sz w:val="21"/>
                 <w:szCs w:val="21"/>
               </w:rPr>
@@ -945,7 +945,7 @@
             <w:pPr>
               <w:ind w:left="3"/>
               <w:rPr>
-                <w:rFonts w:ascii="Arial" w:hAnsi="Arial" w:cs="Arial"/>
+                <w:rFonts w:ascii="Arial" w:hAnsi="Arial" w:cs="Arial" w:eastAsia="Arial"/>
                 <w:b/>
                 <w:bCs/>
                 <w:sz w:val="21"/>
@@ -954,7 +954,7 @@
             </w:pPr>
             <w:r>
               <w:rPr>
-                <w:rFonts w:ascii="Arial" w:hAnsi="Arial" w:cs="Arial"/>
+                <w:rFonts w:ascii="Arial" w:hAnsi="Arial" w:cs="Arial" w:eastAsia="Arial"/>
                 <w:b/>
                 <w:bCs/>
                 <w:sz w:val="21"/>
@@ -978,14 +978,14 @@
             <w:pPr>
               <w:spacing w:line="240" w:lineRule="auto"/>
               <w:rPr>
-                <w:rFonts w:ascii="Arial" w:hAnsi="Arial" w:cs="Arial"/>
-                <w:sz w:val="21"/>
-                <w:szCs w:val="21"/>
-              </w:rPr>
-            </w:pPr>
-            <w:r>
-              <w:rPr>
-                <w:rFonts w:ascii="Arial" w:hAnsi="Arial" w:cs="Arial"/>
+                <w:rFonts w:ascii="Arial" w:hAnsi="Arial" w:cs="Arial" w:eastAsia="Arial"/>
+                <w:sz w:val="21"/>
+                <w:szCs w:val="21"/>
+              </w:rPr>
+            </w:pPr>
+            <w:r>
+              <w:rPr>
+                <w:rFonts w:ascii="Arial" w:hAnsi="Arial" w:cs="Arial" w:eastAsia="Arial"/>
                 <w:sz w:val="21"/>
                 <w:szCs w:val="21"/>
               </w:rPr>
@@ -1011,10 +1011,10 @@
   <w:docDefaults>
     <w:rPrDefault>
       <w:rPr>
-        <w:rFonts w:asciiTheme="minorHAnsi" w:eastAsiaTheme="minorHAnsi" w:hAnsiTheme="minorHAnsi" w:cstheme="minorBidi"/>
+        <w:rFonts w:ascii="Arial" w:hAnsi="Arial" w:cs="Arial" w:eastAsia="Arial"/>
         <w:kern w:val="2"/>
-        <w:sz w:val="24"/>
-        <w:szCs w:val="24"/>
+        <w:sz w:val="21"/>
+        <w:szCs w:val="21"/>
         <w:lang w:val="en-IN" w:eastAsia="en-US" w:bidi="ar-SA"/>
         <w14:ligatures w14:val="standardContextual"/>
       </w:rPr>
@@ -1411,9 +1411,9 @@
       <w:spacing w:line="259" w:lineRule="auto"/>
     </w:pPr>
     <w:rPr>
-      <w:rFonts w:ascii="Calibri" w:eastAsia="Calibri" w:hAnsi="Calibri" w:cs="Calibri"/>
+      <w:rFonts w:ascii="Arial" w:hAnsi="Arial" w:cs="Arial" w:eastAsia="Arial"/>
       <w:color w:val="000000"/>
-      <w:sz w:val="22"/>
+      <w:sz w:val="21"/>
       <w:lang w:eastAsia="en-IN"/>
     </w:rPr>
   </w:style>
@@ -1432,10 +1432,10 @@
       <w:outlineLvl w:val="0"/>
     </w:pPr>
     <w:rPr>
-      <w:rFonts w:asciiTheme="majorHAnsi" w:eastAsiaTheme="majorEastAsia" w:hAnsiTheme="majorHAnsi" w:cstheme="majorBidi"/>
+      <w:rFonts w:ascii="Arial" w:hAnsi="Arial" w:cs="Arial" w:eastAsia="Arial"/>
       <w:color w:val="0F4761" w:themeColor="accent1" w:themeShade="BF"/>
-      <w:sz w:val="40"/>
-      <w:szCs w:val="40"/>
+      <w:sz w:val="21"/>
+      <w:szCs w:val="21"/>
       <w:lang w:eastAsia="en-US"/>
     </w:rPr>
   </w:style>
@@ -1456,10 +1456,10 @@
       <w:outlineLvl w:val="1"/>
     </w:pPr>
     <w:rPr>
-      <w:rFonts w:asciiTheme="majorHAnsi" w:eastAsiaTheme="majorEastAsia" w:hAnsiTheme="majorHAnsi" w:cstheme="majorBidi"/>
+      <w:rFonts w:ascii="Arial" w:hAnsi="Arial" w:cs="Arial" w:eastAsia="Arial"/>
       <w:color w:val="0F4761" w:themeColor="accent1" w:themeShade="BF"/>
-      <w:sz w:val="32"/>
-      <w:szCs w:val="32"/>
+      <w:sz w:val="21"/>
+      <w:szCs w:val="21"/>
       <w:lang w:eastAsia="en-US"/>
     </w:rPr>
   </w:style>
@@ -1480,10 +1480,10 @@
       <w:outlineLvl w:val="2"/>
     </w:pPr>
     <w:rPr>
-      <w:rFonts w:asciiTheme="minorHAnsi" w:eastAsiaTheme="majorEastAsia" w:hAnsiTheme="minorHAnsi" w:cstheme="majorBidi"/>
+      <w:rFonts w:ascii="Arial" w:hAnsi="Arial" w:cs="Arial" w:eastAsia="Arial"/>
       <w:color w:val="0F4761" w:themeColor="accent1" w:themeShade="BF"/>
-      <w:sz w:val="28"/>
-      <w:szCs w:val="28"/>
+      <w:sz w:val="21"/>
+      <w:szCs w:val="21"/>
       <w:lang w:eastAsia="en-US"/>
     </w:rPr>
   </w:style>
@@ -1504,11 +1504,11 @@
       <w:outlineLvl w:val="3"/>
     </w:pPr>
     <w:rPr>
-      <w:rFonts w:asciiTheme="minorHAnsi" w:eastAsiaTheme="majorEastAsia" w:hAnsiTheme="minorHAnsi" w:cstheme="majorBidi"/>
+      <w:rFonts w:ascii="Arial" w:hAnsi="Arial" w:cs="Arial" w:eastAsia="Arial"/>
       <w:i/>
       <w:iCs/>
       <w:color w:val="0F4761" w:themeColor="accent1" w:themeShade="BF"/>
-      <w:sz w:val="24"/>
+      <w:sz w:val="21"/>
       <w:lang w:eastAsia="en-US"/>
     </w:rPr>
   </w:style>
@@ -1529,9 +1529,9 @@
       <w:outlineLvl w:val="4"/>
     </w:pPr>
     <w:rPr>
-      <w:rFonts w:asciiTheme="minorHAnsi" w:eastAsiaTheme="majorEastAsia" w:hAnsiTheme="minorHAnsi" w:cstheme="majorBidi"/>
+      <w:rFonts w:ascii="Arial" w:hAnsi="Arial" w:cs="Arial" w:eastAsia="Arial"/>
       <w:color w:val="0F4761" w:themeColor="accent1" w:themeShade="BF"/>
-      <w:sz w:val="24"/>
+      <w:sz w:val="21"/>
       <w:lang w:eastAsia="en-US"/>
     </w:rPr>
   </w:style>
@@ -1552,11 +1552,11 @@
       <w:outlineLvl w:val="5"/>
     </w:pPr>
     <w:rPr>
-      <w:rFonts w:asciiTheme="minorHAnsi" w:eastAsiaTheme="majorEastAsia" w:hAnsiTheme="minorHAnsi" w:cstheme="majorBidi"/>
+      <w:rFonts w:ascii="Arial" w:hAnsi="Arial" w:cs="Arial" w:eastAsia="Arial"/>
       <w:i/>
       <w:iCs/>
       <w:color w:val="595959" w:themeColor="text1" w:themeTint="A6"/>
-      <w:sz w:val="24"/>
+      <w:sz w:val="21"/>
       <w:lang w:eastAsia="en-US"/>
     </w:rPr>
   </w:style>
@@ -1577,9 +1577,9 @@
       <w:outlineLvl w:val="6"/>
     </w:pPr>
     <w:rPr>
-      <w:rFonts w:asciiTheme="minorHAnsi" w:eastAsiaTheme="majorEastAsia" w:hAnsiTheme="minorHAnsi" w:cstheme="majorBidi"/>
+      <w:rFonts w:ascii="Arial" w:hAnsi="Arial" w:cs="Arial" w:eastAsia="Arial"/>
       <w:color w:val="595959" w:themeColor="text1" w:themeTint="A6"/>
-      <w:sz w:val="24"/>
+      <w:sz w:val="21"/>
       <w:lang w:eastAsia="en-US"/>
     </w:rPr>
   </w:style>
@@ -1600,11 +1600,11 @@
       <w:outlineLvl w:val="7"/>
     </w:pPr>
     <w:rPr>
-      <w:rFonts w:asciiTheme="minorHAnsi" w:eastAsiaTheme="majorEastAsia" w:hAnsiTheme="minorHAnsi" w:cstheme="majorBidi"/>
+      <w:rFonts w:ascii="Arial" w:hAnsi="Arial" w:cs="Arial" w:eastAsia="Arial"/>
       <w:i/>
       <w:iCs/>
       <w:color w:val="272727" w:themeColor="text1" w:themeTint="D8"/>
-      <w:sz w:val="24"/>
+      <w:sz w:val="21"/>
       <w:lang w:eastAsia="en-US"/>
     </w:rPr>
   </w:style>
@@ -1625,9 +1625,9 @@
       <w:outlineLvl w:val="8"/>
     </w:pPr>
     <w:rPr>
-      <w:rFonts w:asciiTheme="minorHAnsi" w:eastAsiaTheme="majorEastAsia" w:hAnsiTheme="minorHAnsi" w:cstheme="majorBidi"/>
+      <w:rFonts w:ascii="Arial" w:hAnsi="Arial" w:cs="Arial" w:eastAsia="Arial"/>
       <w:color w:val="272727" w:themeColor="text1" w:themeTint="D8"/>
-      <w:sz w:val="24"/>
+      <w:sz w:val="21"/>
       <w:lang w:eastAsia="en-US"/>
     </w:rPr>
   </w:style>
@@ -1664,10 +1664,10 @@
     <w:uiPriority w:val="9"/>
     <w:rsid w:val="00C44E90"/>
     <w:rPr>
-      <w:rFonts w:asciiTheme="majorHAnsi" w:eastAsiaTheme="majorEastAsia" w:hAnsiTheme="majorHAnsi" w:cstheme="majorBidi"/>
+      <w:rFonts w:ascii="Arial" w:hAnsi="Arial" w:cs="Arial" w:eastAsia="Arial"/>
       <w:color w:val="0F4761" w:themeColor="accent1" w:themeShade="BF"/>
-      <w:sz w:val="40"/>
-      <w:szCs w:val="40"/>
+      <w:sz w:val="21"/>
+      <w:szCs w:val="21"/>
     </w:rPr>
   </w:style>
   <w:style w:type="character" w:customStyle="1" w:styleId="Heading2Char">
@@ -1678,10 +1678,10 @@
     <w:semiHidden/>
     <w:rsid w:val="00C44E90"/>
     <w:rPr>
-      <w:rFonts w:asciiTheme="majorHAnsi" w:eastAsiaTheme="majorEastAsia" w:hAnsiTheme="majorHAnsi" w:cstheme="majorBidi"/>
+      <w:rFonts w:ascii="Arial" w:hAnsi="Arial" w:cs="Arial" w:eastAsia="Arial"/>
       <w:color w:val="0F4761" w:themeColor="accent1" w:themeShade="BF"/>
-      <w:sz w:val="32"/>
-      <w:szCs w:val="32"/>
+      <w:sz w:val="21"/>
+      <w:szCs w:val="21"/>
     </w:rPr>
   </w:style>
   <w:style w:type="character" w:customStyle="1" w:styleId="Heading3Char">
@@ -1692,10 +1692,10 @@
     <w:semiHidden/>
     <w:rsid w:val="00C44E90"/>
     <w:rPr>
-      <w:rFonts w:eastAsiaTheme="majorEastAsia" w:cstheme="majorBidi"/>
+      <w:rFonts w:ascii="Arial" w:hAnsi="Arial" w:cs="Arial" w:eastAsia="Arial"/>
       <w:color w:val="0F4761" w:themeColor="accent1" w:themeShade="BF"/>
-      <w:sz w:val="28"/>
-      <w:szCs w:val="28"/>
+      <w:sz w:val="21"/>
+      <w:szCs w:val="21"/>
     </w:rPr>
   </w:style>
   <w:style w:type="character" w:customStyle="1" w:styleId="Heading4Char">
@@ -1706,7 +1706,7 @@
     <w:semiHidden/>
     <w:rsid w:val="00C44E90"/>
     <w:rPr>
-      <w:rFonts w:eastAsiaTheme="majorEastAsia" w:cstheme="majorBidi"/>
+      <w:rFonts w:ascii="Arial" w:hAnsi="Arial" w:cs="Arial" w:eastAsia="Arial"/>
       <w:i/>
       <w:iCs/>
       <w:color w:val="0F4761" w:themeColor="accent1" w:themeShade="BF"/>
@@ -1720,7 +1720,7 @@
     <w:semiHidden/>
     <w:rsid w:val="00C44E90"/>
     <w:rPr>
-      <w:rFonts w:eastAsiaTheme="majorEastAsia" w:cstheme="majorBidi"/>
+      <w:rFonts w:ascii="Arial" w:hAnsi="Arial" w:cs="Arial" w:eastAsia="Arial"/>
       <w:color w:val="0F4761" w:themeColor="accent1" w:themeShade="BF"/>
     </w:rPr>
   </w:style>
@@ -1732,7 +1732,7 @@
     <w:semiHidden/>
     <w:rsid w:val="00C44E90"/>
     <w:rPr>
-      <w:rFonts w:eastAsiaTheme="majorEastAsia" w:cstheme="majorBidi"/>
+      <w:rFonts w:ascii="Arial" w:hAnsi="Arial" w:cs="Arial" w:eastAsia="Arial"/>
       <w:i/>
       <w:iCs/>
       <w:color w:val="595959" w:themeColor="text1" w:themeTint="A6"/>
@@ -1746,7 +1746,7 @@
     <w:semiHidden/>
     <w:rsid w:val="00C44E90"/>
     <w:rPr>
-      <w:rFonts w:eastAsiaTheme="majorEastAsia" w:cstheme="majorBidi"/>
+      <w:rFonts w:ascii="Arial" w:hAnsi="Arial" w:cs="Arial" w:eastAsia="Arial"/>
       <w:color w:val="595959" w:themeColor="text1" w:themeTint="A6"/>
     </w:rPr>
   </w:style>
@@ -1758,7 +1758,7 @@
     <w:semiHidden/>
     <w:rsid w:val="00C44E90"/>
     <w:rPr>
-      <w:rFonts w:eastAsiaTheme="majorEastAsia" w:cstheme="majorBidi"/>
+      <w:rFonts w:ascii="Arial" w:hAnsi="Arial" w:cs="Arial" w:eastAsia="Arial"/>
       <w:i/>
       <w:iCs/>
       <w:color w:val="272727" w:themeColor="text1" w:themeTint="D8"/>
@@ -1772,7 +1772,7 @@
     <w:semiHidden/>
     <w:rsid w:val="00C44E90"/>
     <w:rPr>
-      <w:rFonts w:eastAsiaTheme="majorEastAsia" w:cstheme="majorBidi"/>
+      <w:rFonts w:ascii="Arial" w:hAnsi="Arial" w:cs="Arial" w:eastAsia="Arial"/>
       <w:color w:val="272727" w:themeColor="text1" w:themeTint="D8"/>
     </w:rPr>
   </w:style>
@@ -1789,12 +1789,12 @@
       <w:contextualSpacing/>
     </w:pPr>
     <w:rPr>
-      <w:rFonts w:asciiTheme="majorHAnsi" w:eastAsiaTheme="majorEastAsia" w:hAnsiTheme="majorHAnsi" w:cstheme="majorBidi"/>
+      <w:rFonts w:ascii="Arial" w:hAnsi="Arial" w:cs="Arial" w:eastAsia="Arial"/>
       <w:color w:val="auto"/>
       <w:spacing w:val="-10"/>
       <w:kern w:val="28"/>
-      <w:sz w:val="56"/>
-      <w:szCs w:val="56"/>
+      <w:sz w:val="21"/>
+      <w:szCs w:val="21"/>
       <w:lang w:eastAsia="en-US"/>
     </w:rPr>
   </w:style>
@@ -1805,11 +1805,11 @@
     <w:uiPriority w:val="10"/>
     <w:rsid w:val="00C44E90"/>
     <w:rPr>
-      <w:rFonts w:asciiTheme="majorHAnsi" w:eastAsiaTheme="majorEastAsia" w:hAnsiTheme="majorHAnsi" w:cstheme="majorBidi"/>
+      <w:rFonts w:ascii="Arial" w:hAnsi="Arial" w:cs="Arial" w:eastAsia="Arial"/>
       <w:spacing w:val="-10"/>
       <w:kern w:val="28"/>
-      <w:sz w:val="56"/>
-      <w:szCs w:val="56"/>
+      <w:sz w:val="21"/>
+      <w:szCs w:val="21"/>
     </w:rPr>
   </w:style>
   <w:style w:type="paragraph" w:styleId="Subtitle">
@@ -1827,11 +1827,11 @@
       <w:spacing w:line="278" w:lineRule="auto"/>
     </w:pPr>
     <w:rPr>
-      <w:rFonts w:asciiTheme="minorHAnsi" w:eastAsiaTheme="majorEastAsia" w:hAnsiTheme="minorHAnsi" w:cstheme="majorBidi"/>
+      <w:rFonts w:ascii="Arial" w:hAnsi="Arial" w:cs="Arial" w:eastAsia="Arial"/>
       <w:color w:val="595959" w:themeColor="text1" w:themeTint="A6"/>
       <w:spacing w:val="15"/>
-      <w:sz w:val="28"/>
-      <w:szCs w:val="28"/>
+      <w:sz w:val="21"/>
+      <w:szCs w:val="21"/>
       <w:lang w:eastAsia="en-US"/>
     </w:rPr>
   </w:style>
@@ -1842,11 +1842,11 @@
     <w:uiPriority w:val="11"/>
     <w:rsid w:val="00C44E90"/>
     <w:rPr>
-      <w:rFonts w:eastAsiaTheme="majorEastAsia" w:cstheme="majorBidi"/>
+      <w:rFonts w:ascii="Arial" w:hAnsi="Arial" w:cs="Arial" w:eastAsia="Arial"/>
       <w:color w:val="595959" w:themeColor="text1" w:themeTint="A6"/>
       <w:spacing w:val="15"/>
-      <w:sz w:val="28"/>
-      <w:szCs w:val="28"/>
+      <w:sz w:val="21"/>
+      <w:szCs w:val="21"/>
     </w:rPr>
   </w:style>
   <w:style w:type="paragraph" w:styleId="Quote">
@@ -1862,11 +1862,11 @@
       <w:jc w:val="center"/>
     </w:pPr>
     <w:rPr>
-      <w:rFonts w:asciiTheme="minorHAnsi" w:eastAsiaTheme="minorHAnsi" w:hAnsiTheme="minorHAnsi" w:cstheme="minorBidi"/>
+      <w:rFonts w:ascii="Arial" w:hAnsi="Arial" w:cs="Arial" w:eastAsia="Arial"/>
       <w:i/>
       <w:iCs/>
       <w:color w:val="404040" w:themeColor="text1" w:themeTint="BF"/>
-      <w:sz w:val="24"/>
+      <w:sz w:val="21"/>
       <w:lang w:eastAsia="en-US"/>
     </w:rPr>
   </w:style>
@@ -1894,9 +1894,9 @@
       <w:contextualSpacing/>
     </w:pPr>
     <w:rPr>
-      <w:rFonts w:asciiTheme="minorHAnsi" w:eastAsiaTheme="minorHAnsi" w:hAnsiTheme="minorHAnsi" w:cstheme="minorBidi"/>
+      <w:rFonts w:ascii="Arial" w:hAnsi="Arial" w:cs="Arial" w:eastAsia="Arial"/>
       <w:color w:val="auto"/>
-      <w:sz w:val="24"/>
+      <w:sz w:val="21"/>
       <w:lang w:eastAsia="en-US"/>
     </w:rPr>
   </w:style>
@@ -1930,11 +1930,11 @@
       <w:jc w:val="center"/>
     </w:pPr>
     <w:rPr>
-      <w:rFonts w:asciiTheme="minorHAnsi" w:eastAsiaTheme="minorHAnsi" w:hAnsiTheme="minorHAnsi" w:cstheme="minorBidi"/>
+      <w:rFonts w:ascii="Arial" w:hAnsi="Arial" w:cs="Arial" w:eastAsia="Arial"/>
       <w:i/>
       <w:iCs/>
       <w:color w:val="0F4761" w:themeColor="accent1" w:themeShade="BF"/>
-      <w:sz w:val="24"/>
+      <w:sz w:val="21"/>
       <w:lang w:eastAsia="en-US"/>
     </w:rPr>
   </w:style>
@@ -1971,7 +1971,7 @@
       <w:spacing w:after="0" w:line="240" w:lineRule="auto"/>
     </w:pPr>
     <w:rPr>
-      <w:rFonts w:eastAsiaTheme="minorEastAsia"/>
+      <w:rFonts w:ascii="Arial" w:hAnsi="Arial" w:cs="Arial" w:eastAsia="Arial"/>
       <w:lang w:eastAsia="en-IN"/>
     </w:rPr>
     <w:tblPr>
